--- a/public/temas/ejercicio-3/ESQUEMA TEMA 20.docx
+++ b/public/temas/ejercicio-3/ESQUEMA TEMA 20.docx
@@ -330,7 +330,7 @@
           <w:b/>
           <w:sz w:val="22"/>
         </w:rPr>
-        <w:t>RD 571/2023</w:t>
+        <w:t>Real Decreto 571/2023</w:t>
       </w:r>
       <w:r>
         <w:rPr>
@@ -499,7 +499,7 @@
           <w:b/>
           <w:sz w:val="22"/>
         </w:rPr>
-        <w:t>RD 571/2023</w:t>
+        <w:t>Real Decreto 571/2023</w:t>
       </w:r>
       <w:r>
         <w:rPr>
@@ -966,7 +966,7 @@
           <w:b/>
           <w:sz w:val="22"/>
         </w:rPr>
-        <w:t>RD 571/2023</w:t>
+        <w:t>Real Decreto 571/2023</w:t>
       </w:r>
       <w:r>
         <w:rPr>
@@ -1031,7 +1031,7 @@
           <w:b/>
           <w:sz w:val="22"/>
         </w:rPr>
-        <w:t>RD 867/2025</w:t>
+        <w:t>Real Decreto 867/2025</w:t>
       </w:r>
       <w:r>
         <w:rPr>
@@ -1173,7 +1173,7 @@
           <w:b/>
           <w:sz w:val="22"/>
         </w:rPr>
-        <w:t>500 millones de euros</w:t>
+        <w:t>500 M€</w:t>
       </w:r>
     </w:p>
     <w:p>
@@ -1665,7 +1665,7 @@
           <w:b/>
           <w:sz w:val="22"/>
         </w:rPr>
-        <w:t>RD 571/2023</w:t>
+        <w:t>Real Decreto 571/2023</w:t>
       </w:r>
     </w:p>
     <w:p>
@@ -2443,7 +2443,7 @@
           <w:b/>
           <w:sz w:val="22"/>
         </w:rPr>
-        <w:t>627.795 millones de euros</w:t>
+        <w:t>627.795 M€</w:t>
       </w:r>
       <w:r>
         <w:rPr>
@@ -2575,7 +2575,7 @@
           <w:b/>
           <w:sz w:val="22"/>
         </w:rPr>
-        <w:t>34.016 millones de euros</w:t>
+        <w:t>34.016 M€</w:t>
       </w:r>
       <w:r>
         <w:rPr>
@@ -2590,7 +2590,7 @@
           <w:b/>
           <w:sz w:val="22"/>
         </w:rPr>
-        <w:t>–20,5 %</w:t>
+        <w:t>-20,5 %</w:t>
       </w:r>
     </w:p>
     <w:p>
@@ -2619,7 +2619,7 @@
           <w:rFonts w:ascii="Cambria" w:hAnsi="Cambria" w:cs="Cambria" w:eastAsia="Cambria"/>
           <w:sz w:val="22"/>
         </w:rPr>
-        <w:t xml:space="preserve"> (–12,6 %)</w:t>
+        <w:t xml:space="preserve"> (-12,6 %)</w:t>
       </w:r>
     </w:p>
     <w:p>
@@ -2648,7 +2648,7 @@
           <w:rFonts w:ascii="Cambria" w:hAnsi="Cambria" w:cs="Cambria" w:eastAsia="Cambria"/>
           <w:sz w:val="22"/>
         </w:rPr>
-        <w:t xml:space="preserve"> (–63,3 %)</w:t>
+        <w:t xml:space="preserve"> (-63,3 %)</w:t>
       </w:r>
     </w:p>
     <w:p>
@@ -2685,7 +2685,7 @@
           <w:rFonts w:ascii="Cambria" w:hAnsi="Cambria" w:cs="Cambria" w:eastAsia="Cambria"/>
           <w:sz w:val="22"/>
         </w:rPr>
-        <w:t xml:space="preserve"> (–21,8 %), </w:t>
+        <w:t xml:space="preserve"> (-21,8 %), </w:t>
       </w:r>
       <w:r>
         <w:rPr>
@@ -2758,7 +2758,7 @@
           <w:rFonts w:ascii="Cambria" w:hAnsi="Cambria" w:cs="Cambria" w:eastAsia="Cambria"/>
           <w:sz w:val="22"/>
         </w:rPr>
-        <w:t xml:space="preserve"> (–42,0 %), 51,6 % por liquidación</w:t>
+        <w:t xml:space="preserve"> (-42,0 %), 51,6 % por liquidación</w:t>
       </w:r>
     </w:p>
     <w:p>
@@ -2795,7 +2795,7 @@
           <w:rFonts w:ascii="Cambria" w:hAnsi="Cambria" w:cs="Cambria" w:eastAsia="Cambria"/>
           <w:sz w:val="22"/>
         </w:rPr>
-        <w:t xml:space="preserve"> (–33,2 %), adquisiciones </w:t>
+        <w:t xml:space="preserve"> (-33,2 %), adquisiciones </w:t>
       </w:r>
       <w:r>
         <w:rPr>
@@ -2876,7 +2876,7 @@
           <w:rFonts w:ascii="Cambria" w:hAnsi="Cambria" w:cs="Cambria" w:eastAsia="Cambria"/>
           <w:sz w:val="22"/>
         </w:rPr>
-        <w:t>Francia 10,6 %, Reino Unido 8,7 % (–78,7 %), Alemania 7,5 %</w:t>
+        <w:t>Francia 10,6 %, Reino Unido 8,7 % (-78,7 %), Alemania 7,5 %</w:t>
       </w:r>
     </w:p>
     <w:p>
@@ -2995,7 +2995,7 @@
           <w:rFonts w:ascii="Cambria" w:hAnsi="Cambria" w:cs="Cambria" w:eastAsia="Cambria"/>
           <w:sz w:val="22"/>
         </w:rPr>
-        <w:t xml:space="preserve"> 51,9 % (15.970 millones, –40,0 %), </w:t>
+        <w:t xml:space="preserve"> 51,9 % (15.970 millones, -40,0 %), </w:t>
       </w:r>
       <w:r>
         <w:rPr>
@@ -3354,7 +3354,7 @@
           <w:b/>
           <w:sz w:val="22"/>
         </w:rPr>
-        <w:t>851.179 millones de euros</w:t>
+        <w:t>851.179 M€</w:t>
       </w:r>
     </w:p>
     <w:p>
@@ -3804,7 +3804,7 @@
           <w:b/>
           <w:sz w:val="22"/>
         </w:rPr>
-        <w:t>–20,5 %</w:t>
+        <w:t>-20,5 %</w:t>
       </w:r>
       <w:r>
         <w:rPr>
